--- a/public/hr_modeles/travail_depart_template.docx
+++ b/public/hr_modeles/travail_depart_template.docx
@@ -11,56 +11,9 @@
       </w:pPr>
       <w:r>
         <w:rPr>
-          <w:b/>
-          <w:bCs/>
           <w:lang w:val="fr-MA"/>
         </w:rPr>
-        <w:t xml:space="preserve">Rabat,  </w:t>
-      </w:r>
-      <w:r>
-        <w:rPr>
-          <w:lang w:val="fr-MA"/>
-        </w:rPr>
-        <w:t>le 03</w:t>
-      </w:r>
-      <w:r>
-        <w:rPr>
-          <w:rFonts w:hint="cs"/>
-          <w:rtl/>
-        </w:rPr>
-        <w:t xml:space="preserve"> </w:t>
-      </w:r>
-      <w:r>
-        <w:rPr>
-          <w:lang w:val="fr-MA"/>
-        </w:rPr>
-        <w:t>/03</w:t>
-      </w:r>
-      <w:r>
-        <w:rPr>
-          <w:rFonts w:hint="cs"/>
-          <w:rtl/>
-        </w:rPr>
-        <w:t xml:space="preserve">  </w:t>
-      </w:r>
-      <w:r>
-        <w:rPr>
-          <w:lang w:val="fr-MA"/>
-        </w:rPr>
-        <w:t>/20</w:t>
-      </w:r>
-      <w:r>
-        <w:rPr>
-          <w:rFonts w:hint="cs"/>
-          <w:rtl/>
-        </w:rPr>
-        <w:t>2</w:t>
-      </w:r>
-      <w:r>
-        <w:rPr>
-          <w:lang w:val="fr-MA"/>
-        </w:rPr>
-        <w:t>6</w:t>
+        <w:t xml:space="preserve">Rabat, le {DATE_REDACTION}</w:t>
       </w:r>
     </w:p>
     <w:p>
@@ -198,7 +151,6 @@
         <w:rPr>
           <w:rFonts w:ascii="Comic Sans MS" w:hAnsi="Comic Sans MS"/>
           <w:sz w:val="26"/>
-          <w:highlight w:val="yellow"/>
         </w:rPr>
         <w:t>{NOM}</w:t>
       </w:r>
@@ -247,7 +199,6 @@
         <w:rPr>
           <w:rFonts w:ascii="Comic Sans MS" w:hAnsi="Comic Sans MS"/>
           <w:sz w:val="26"/>
-          <w:highlight w:val="yellow"/>
         </w:rPr>
         <w:t>{CNSS}</w:t>
       </w:r>
@@ -262,7 +213,6 @@
         <w:rPr>
           <w:rFonts w:ascii="Comic Sans MS" w:hAnsi="Comic Sans MS"/>
           <w:sz w:val="26"/>
-          <w:highlight w:val="yellow"/>
         </w:rPr>
         <w:t>{DATE_ENTREE}</w:t>
       </w:r>
@@ -277,7 +227,6 @@
         <w:rPr>
           <w:rFonts w:ascii="Comic Sans MS" w:hAnsi="Comic Sans MS"/>
           <w:sz w:val="26"/>
-          <w:highlight w:val="yellow"/>
         </w:rPr>
         <w:t>{DATE_SORTIE}</w:t>
       </w:r>
@@ -292,7 +241,6 @@
         <w:rPr>
           <w:rFonts w:ascii="Comic Sans MS" w:hAnsi="Comic Sans MS"/>
           <w:sz w:val="26"/>
-          <w:highlight w:val="yellow"/>
         </w:rPr>
         <w:t>{POSTE}</w:t>
       </w:r>

--- a/public/hr_modeles/travail_depart_template.docx
+++ b/public/hr_modeles/travail_depart_template.docx
@@ -13,7 +13,7 @@
         <w:rPr>
           <w:lang w:val="fr-MA"/>
         </w:rPr>
-        <w:t xml:space="preserve">Rabat, le {DATE_REDACTION}</w:t>
+        <w:t>Rabat, le {DATE_REDACTION}</w:t>
       </w:r>
     </w:p>
     <w:p>
@@ -144,7 +144,12 @@
           <w:sz w:val="26"/>
         </w:rPr>
         <w:t xml:space="preserve">                              </w:t>
-        <w:tab/>
+      </w:r>
+      <w:r>
+        <w:rPr>
+          <w:rFonts w:ascii="Comic Sans MS" w:hAnsi="Comic Sans MS"/>
+          <w:sz w:val="26"/>
+        </w:rPr>
         <w:tab/>
       </w:r>
       <w:r>
@@ -152,14 +157,8 @@
           <w:rFonts w:ascii="Comic Sans MS" w:hAnsi="Comic Sans MS"/>
           <w:sz w:val="26"/>
         </w:rPr>
-        <w:t>{NOM}</w:t>
-      </w:r>
-      <w:r>
-        <w:rPr>
-          <w:rFonts w:ascii="Comic Sans MS" w:hAnsi="Comic Sans MS"/>
-          <w:sz w:val="26"/>
-        </w:rPr>
-        <w:t xml:space="preserve"> </w:t>
+        <w:tab/>
+        <w:t xml:space="preserve">{NOM} </w:t>
       </w:r>
     </w:p>
     <w:p>
@@ -193,56 +192,7 @@
           <w:rFonts w:ascii="Comic Sans MS" w:hAnsi="Comic Sans MS"/>
           <w:sz w:val="26"/>
         </w:rPr>
-        <w:t xml:space="preserve">Titulaire de la CNSS numéro </w:t>
-      </w:r>
-      <w:r>
-        <w:rPr>
-          <w:rFonts w:ascii="Comic Sans MS" w:hAnsi="Comic Sans MS"/>
-          <w:sz w:val="26"/>
-        </w:rPr>
-        <w:t>{CNSS}</w:t>
-      </w:r>
-      <w:r>
-        <w:rPr>
-          <w:rFonts w:ascii="Comic Sans MS" w:hAnsi="Comic Sans MS"/>
-          <w:sz w:val="26"/>
-        </w:rPr>
-        <w:t xml:space="preserve"> , était  employée au sein de notre société du </w:t>
-      </w:r>
-      <w:r>
-        <w:rPr>
-          <w:rFonts w:ascii="Comic Sans MS" w:hAnsi="Comic Sans MS"/>
-          <w:sz w:val="26"/>
-        </w:rPr>
-        <w:t>{DATE_ENTREE}</w:t>
-      </w:r>
-      <w:r>
-        <w:rPr>
-          <w:rFonts w:ascii="Comic Sans MS" w:hAnsi="Comic Sans MS"/>
-          <w:sz w:val="26"/>
-        </w:rPr>
-        <w:t xml:space="preserve"> au </w:t>
-      </w:r>
-      <w:r>
-        <w:rPr>
-          <w:rFonts w:ascii="Comic Sans MS" w:hAnsi="Comic Sans MS"/>
-          <w:sz w:val="26"/>
-        </w:rPr>
-        <w:t>{DATE_SORTIE}</w:t>
-      </w:r>
-      <w:r>
-        <w:rPr>
-          <w:rFonts w:ascii="Comic Sans MS" w:hAnsi="Comic Sans MS"/>
-          <w:sz w:val="26"/>
-        </w:rPr>
-        <w:t xml:space="preserve"> en qualité de : </w:t>
-      </w:r>
-      <w:r>
-        <w:rPr>
-          <w:rFonts w:ascii="Comic Sans MS" w:hAnsi="Comic Sans MS"/>
-          <w:sz w:val="26"/>
-        </w:rPr>
-        <w:t>{POSTE}</w:t>
+        <w:t>Titulaire de la CNSS numéro {CNSS} , était  employée au sein de notre société du {DATE_ENTREE} au {DATE_SORTIE} en qualité de : {POSTE}</w:t>
       </w:r>
     </w:p>
     <w:p>
@@ -322,27 +272,6 @@
     </w:p>
     <w:p>
       <w:pPr>
-        <w:ind w:left="5760"/>
-        <w:rPr>
-          <w:b/>
-          <w:bCs/>
-          <w:lang w:val="fr-MA"/>
-        </w:rPr>
-      </w:pPr>
-    </w:p>
-    <w:p>
-      <w:pPr>
-        <w:ind w:left="5760"/>
-        <w:rPr>
-          <w:b/>
-          <w:bCs/>
-          <w:lang w:val="fr-MA"/>
-        </w:rPr>
-      </w:pPr>
-    </w:p>
-    <w:p>
-      <w:pPr>
-        <w:jc w:val="center"/>
         <w:rPr>
           <w:lang w:val="fr-MA"/>
         </w:rPr>
